--- a/0909小卡關鍵字提示.docx
+++ b/0909小卡關鍵字提示.docx
@@ -4892,7 +4892,7 @@
           <w:p>
             <w:pPr>
               <w:rPr>
-                <w:rFonts w:ascii="標楷體" w:eastAsia="標楷體" w:hAnsi="標楷體"/>
+                <w:rFonts w:ascii="標楷體" w:eastAsia="標楷體" w:hAnsi="標楷體" w:hint="eastAsia"/>
               </w:rPr>
             </w:pPr>
             <w:r>
@@ -4905,6 +4905,37 @@
               <w:rPr>
                 <w:rFonts w:ascii="標楷體" w:eastAsia="標楷體" w:hAnsi="標楷體" w:hint="eastAsia"/>
               </w:rPr>
+              <w:t>辛巴威-生生世世</w:t>
+            </w:r>
+            <w:r>
+              <w:rPr>
+                <w:rFonts w:ascii="標楷體" w:eastAsia="標楷體" w:hAnsi="標楷體" w:hint="eastAsia"/>
+              </w:rPr>
+              <w:t>】</w:t>
+            </w:r>
+            <w:r>
+              <w:rPr>
+                <w:rFonts w:ascii="標楷體" w:eastAsia="標楷體" w:hAnsi="標楷體" w:hint="eastAsia"/>
+              </w:rPr>
+              <w:t>面甲舞臺45度</w:t>
+            </w:r>
+          </w:p>
+          <w:p>
+            <w:pPr>
+              <w:rPr>
+                <w:rFonts w:ascii="標楷體" w:eastAsia="標楷體" w:hAnsi="標楷體"/>
+              </w:rPr>
+            </w:pPr>
+            <w:r>
+              <w:rPr>
+                <w:rFonts w:ascii="標楷體" w:eastAsia="標楷體" w:hAnsi="標楷體" w:hint="eastAsia"/>
+              </w:rPr>
+              <w:t>【</w:t>
+            </w:r>
+            <w:r>
+              <w:rPr>
+                <w:rFonts w:ascii="標楷體" w:eastAsia="標楷體" w:hAnsi="標楷體" w:hint="eastAsia"/>
+              </w:rPr>
               <w:t>辛巴威-髻珠喻</w:t>
             </w:r>
             <w:r>
@@ -4926,30 +4957,6 @@
                 <w:rFonts w:ascii="標楷體" w:eastAsia="標楷體" w:hAnsi="標楷體"/>
               </w:rPr>
             </w:pPr>
-            <w:r>
-              <w:rPr>
-                <w:rFonts w:ascii="標楷體" w:eastAsia="標楷體" w:hAnsi="標楷體" w:hint="eastAsia"/>
-              </w:rPr>
-              <w:t>【</w:t>
-            </w:r>
-            <w:r>
-              <w:rPr>
-                <w:rFonts w:ascii="標楷體" w:eastAsia="標楷體" w:hAnsi="標楷體" w:hint="eastAsia"/>
-              </w:rPr>
-              <w:t>辛巴威-生生世世</w:t>
-            </w:r>
-            <w:r>
-              <w:rPr>
-                <w:rFonts w:ascii="標楷體" w:eastAsia="標楷體" w:hAnsi="標楷體" w:hint="eastAsia"/>
-              </w:rPr>
-              <w:t>】</w:t>
-            </w:r>
-            <w:r>
-              <w:rPr>
-                <w:rFonts w:ascii="標楷體" w:eastAsia="標楷體" w:hAnsi="標楷體" w:hint="eastAsia"/>
-              </w:rPr>
-              <w:t>面甲舞臺45度</w:t>
-            </w:r>
           </w:p>
         </w:tc>
       </w:tr>
